--- a/templates/sample-output.docx
+++ b/templates/sample-output.docx
@@ -426,6 +426,11 @@
       </w:tr>
     </w:tbl>
     <w:p>
+      <w:r>
+        <w:br w:type="page"/>
+      </w:r>
+    </w:p>
+    <w:p>
       <w:pPr>
         <w:pStyle w:val="2"/>
       </w:pPr>
@@ -519,6 +524,11 @@
       </w:pPr>
       <w:r>
         <w:t>Menyediakan monitoring, alert, logging, reporting, dan pengolahan data untuk mendukung keputusan operasional.</w:t>
+      </w:r>
+    </w:p>
+    <w:p>
+      <w:r>
+        <w:br w:type="page"/>
       </w:r>
     </w:p>
     <w:p>
@@ -1092,6 +1102,11 @@
       </w:tr>
     </w:tbl>
     <w:p>
+      <w:r>
+        <w:br w:type="page"/>
+      </w:r>
+    </w:p>
+    <w:p>
       <w:pPr>
         <w:pStyle w:val="2"/>
       </w:pPr>

--- a/templates/sample-output.docx
+++ b/templates/sample-output.docx
@@ -1305,6 +1305,8 @@
       </w:r>
     </w:p>
     <w:sectPr>
+      <w:headerReference w:type="default" r:id="rId13"/>
+      <w:footerReference w:type="default" r:id="rId14"/>
       <w:pgSz w:w="12240" w:h="15840"/>
       <w:pgMar w:top="936" w:right="936" w:bottom="936" w:left="936" w:header="0" w:footer="0" w:gutter="0"/>
       <w:cols w:space="720" w:num="1"/>
@@ -1341,6 +1343,36 @@
 </w:endnotes>
 </file>
 
+<file path=word/footer1.xml><?xml version="1.0" encoding="utf-8"?>
+<w:ftr xmlns:m="http://schemas.openxmlformats.org/officeDocument/2006/math" xmlns:mc="http://schemas.openxmlformats.org/markup-compatibility/2006" xmlns:mo="http://schemas.microsoft.com/office/mac/office/2008/main" xmlns:mv="urn:schemas-microsoft-com:mac:vml" xmlns:o="urn:schemas-microsoft-com:office:office" xmlns:r="http://schemas.openxmlformats.org/officeDocument/2006/relationships" xmlns:v="urn:schemas-microsoft-com:vml" xmlns:w10="urn:schemas-microsoft-com:office:word" xmlns:w14="http://schemas.microsoft.com/office/word/2010/wordml" xmlns:w="http://schemas.openxmlformats.org/wordprocessingml/2006/main" xmlns:wne="http://schemas.microsoft.com/office/word/2006/wordml" xmlns:wp14="http://schemas.microsoft.com/office/word/2010/wordprocessingDrawing" xmlns:wp="http://schemas.openxmlformats.org/drawingml/2006/wordprocessingDrawing" xmlns:wpc="http://schemas.microsoft.com/office/word/2010/wordprocessingCanvas" xmlns:wpg="http://schemas.microsoft.com/office/word/2010/wordprocessingGroup" xmlns:wpi="http://schemas.microsoft.com/office/word/2010/wordprocessingInk" xmlns:wps="http://schemas.microsoft.com/office/word/2010/wordprocessingShape" mc:Ignorable="w14 wp14">
+  <w:p>
+    <w:pPr>
+      <w:pStyle w:val="18"/>
+      <w:jc w:val="center"/>
+    </w:pPr>
+  </w:p>
+  <w:p>
+    <w:pPr>
+      <w:pStyle w:val="18"/>
+      <w:jc w:val="center"/>
+    </w:pPr>
+    <w:r>
+      <w:rPr>
+        <w:color w:val="5A5A5A"/>
+        <w:sz w:val="16"/>
+      </w:rPr>
+      <w:t>Internal Draft - S03 Approval Use Only</w:t>
+    </w:r>
+  </w:p>
+  <w:p>
+    <w:pPr>
+      <w:pStyle w:val="18"/>
+      <w:jc w:val="center"/>
+    </w:pPr>
+  </w:p>
+</w:ftr>
+</file>
+
 <file path=word/footnotes.xml><?xml version="1.0" encoding="utf-8"?>
 <w:footnotes xmlns:wpc="http://schemas.microsoft.com/office/word/2010/wordprocessingCanvas" xmlns:mc="http://schemas.openxmlformats.org/markup-compatibility/2006" xmlns:o="urn:schemas-microsoft-com:office:office" xmlns:r="http://schemas.openxmlformats.org/officeDocument/2006/relationships" xmlns:m="http://schemas.openxmlformats.org/officeDocument/2006/math" xmlns:v="urn:schemas-microsoft-com:vml" xmlns:wp14="http://schemas.microsoft.com/office/word/2010/wordprocessingDrawing" xmlns:wp="http://schemas.openxmlformats.org/drawingml/2006/wordprocessingDrawing" xmlns:w="http://schemas.openxmlformats.org/wordprocessingml/2006/main" xmlns:w14="http://schemas.microsoft.com/office/word/2010/wordml" xmlns:w15="http://schemas.microsoft.com/office/word/2012/wordml" xmlns:w10="urn:schemas-microsoft-com:office:word" xmlns:wpg="http://schemas.microsoft.com/office/word/2010/wordprocessingGroup" xmlns:wpi="http://schemas.microsoft.com/office/word/2010/wordprocessingInk" xmlns:wne="http://schemas.microsoft.com/office/word/2006/wordml" xmlns:wps="http://schemas.microsoft.com/office/word/2010/wordprocessingShape" xmlns:wpsCustomData="http://www.wps.cn/officeDocument/2013/wpsCustomData" mc:Ignorable="w14 w15 wp14">
   <w:footnote w:type="separator" w:id="0">
@@ -1366,6 +1398,31 @@
     </w:p>
   </w:footnote>
 </w:footnotes>
+</file>
+
+<file path=word/header1.xml><?xml version="1.0" encoding="utf-8"?>
+<w:hdr xmlns:m="http://schemas.openxmlformats.org/officeDocument/2006/math" xmlns:mc="http://schemas.openxmlformats.org/markup-compatibility/2006" xmlns:mo="http://schemas.microsoft.com/office/mac/office/2008/main" xmlns:mv="urn:schemas-microsoft-com:mac:vml" xmlns:o="urn:schemas-microsoft-com:office:office" xmlns:r="http://schemas.openxmlformats.org/officeDocument/2006/relationships" xmlns:v="urn:schemas-microsoft-com:vml" xmlns:w10="urn:schemas-microsoft-com:office:word" xmlns:w14="http://schemas.microsoft.com/office/word/2010/wordml" xmlns:w="http://schemas.openxmlformats.org/wordprocessingml/2006/main" xmlns:wne="http://schemas.microsoft.com/office/word/2006/wordml" xmlns:wp14="http://schemas.microsoft.com/office/word/2010/wordprocessingDrawing" xmlns:wp="http://schemas.openxmlformats.org/drawingml/2006/wordprocessingDrawing" xmlns:wpc="http://schemas.microsoft.com/office/word/2010/wordprocessingCanvas" xmlns:wpg="http://schemas.microsoft.com/office/word/2010/wordprocessingGroup" xmlns:wpi="http://schemas.microsoft.com/office/word/2010/wordprocessingInk" xmlns:wps="http://schemas.microsoft.com/office/word/2010/wordprocessingShape" mc:Ignorable="w14 wp14">
+  <w:p>
+    <w:pPr>
+      <w:pStyle w:val="19"/>
+    </w:pPr>
+    <w:r>
+      <w:rPr>
+        <w:sz w:val="18"/>
+      </w:rPr>
+      <w:pict>
+        <v:shape id="PowerPlusWaterMarkObject1" o:spid="_x0000_s2049" o:spt="136" type="#_x0000_t136" style="position:absolute;left:0pt;height:168.8pt;width:418.45pt;mso-position-horizontal:center;mso-position-horizontal-relative:margin;mso-position-vertical:center;mso-position-vertical-relative:margin;rotation:-2949120f;z-index:-251657216;mso-width-relative:page;mso-height-relative:page;" fillcolor="#C0C0C0" filled="t" stroked="f" coordsize="21600,21600" adj="10800">
+          <v:path/>
+          <v:fill on="t" focussize="0,0"/>
+          <v:stroke on="f"/>
+          <v:imagedata o:title=""/>
+          <o:lock v:ext="edit" aspectratio="t"/>
+          <v:textpath on="t" fitshape="t" fitpath="t" trim="t" xscale="f" string="DRAFT" style="font-family:Arial Unicode MS;font-size:36pt;v-same-letter-heights:f;v-text-align:center;"/>
+        </v:shape>
+      </w:pict>
+    </w:r>
+  </w:p>
+</w:hdr>
 </file>
 
 <file path=word/numbering.xml><?xml version="1.0" encoding="utf-8"?>
